--- a/docs/exam_sources/question_bank/项目物资量价自检与复核标准清单（2025版）题库.docx
+++ b/docs/exam_sources/question_bank/项目物资量价自检与复核标准清单（2025版）题库.docx
@@ -79,6 +79,8 @@
         </w:rPr>
         <w:t>B. 验收后 24 小时内</w:t>
       </w:r>
+      <w:bookmarkStart w:id="3" w:name="_GoBack"/>
+      <w:bookmarkEnd w:id="3"/>
       <w:r>
         <w:rPr>
           <w:rFonts w:ascii="Arial" w:hAnsi="Arial" w:eastAsia="等线" w:cs="Arial"/>
@@ -1235,6 +1237,24 @@
         </w:rPr>
         <w:t>D. 盘螺钢筋堆场堆放全景航拍</w:t>
       </w:r>
+    </w:p>
+    <w:p>
+      <w:pPr>
+        <w:numPr>
+          <w:numId w:val="0"/>
+        </w:numPr>
+        <w:spacing w:before="120" w:after="120" w:line="288" w:lineRule="auto"/>
+        <w:jc w:val="left"/>
+      </w:pPr>
+      <w:r>
+        <w:rPr>
+          <w:rFonts w:hint="eastAsia" w:ascii="Arial" w:hAnsi="Arial" w:eastAsia="等线" w:cs="Arial"/>
+          <w:color w:val="0000FF"/>
+          <w:sz w:val="22"/>
+          <w:lang w:val="en-US" w:eastAsia="zh-CN"/>
+        </w:rPr>
+        <w:t>E.直接卸货</w:t>
+      </w:r>
       <w:r>
         <w:rPr>
           <w:rFonts w:ascii="Arial" w:hAnsi="Arial" w:eastAsia="等线" w:cs="Arial"/>
@@ -1270,7 +1290,30 @@
           <w:rFonts w:ascii="Arial" w:hAnsi="Arial" w:eastAsia="等线" w:cs="Arial"/>
           <w:sz w:val="22"/>
         </w:rPr>
-        <w:t>：钢筋验收动作照片划定三类必填拍摄项：过磅影像、点数影像、卡尺尺寸测量影像；清单没有航拍堆场全景的硬性拍摄规定，D 选项不符合规范。</w:t>
+        <w:t>：钢筋验收动作照片划定三类必填拍摄项：过磅影像、点数影像、卡尺尺寸测量影像；清单没有航拍堆场全景的硬性拍摄规定，D</w:t>
+      </w:r>
+      <w:r>
+        <w:rPr>
+          <w:rFonts w:hint="eastAsia" w:ascii="Arial" w:hAnsi="Arial" w:eastAsia="等线" w:cs="Arial"/>
+          <w:sz w:val="22"/>
+          <w:lang w:eastAsia="zh-CN"/>
+        </w:rPr>
+        <w:t>、</w:t>
+      </w:r>
+      <w:r>
+        <w:rPr>
+          <w:rFonts w:hint="eastAsia" w:ascii="Arial" w:hAnsi="Arial" w:eastAsia="等线" w:cs="Arial"/>
+          <w:sz w:val="22"/>
+          <w:lang w:val="en-US" w:eastAsia="zh-CN"/>
+        </w:rPr>
+        <w:t>E</w:t>
+      </w:r>
+      <w:r>
+        <w:rPr>
+          <w:rFonts w:ascii="Arial" w:hAnsi="Arial" w:eastAsia="等线" w:cs="Arial"/>
+          <w:sz w:val="22"/>
+        </w:rPr>
+        <w:t xml:space="preserve"> 选项不符合规范。</w:t>
       </w:r>
     </w:p>
     <w:p>
@@ -1328,9 +1371,10 @@
       <w:r>
         <w:rPr>
           <w:rFonts w:ascii="Arial" w:hAnsi="Arial" w:eastAsia="等线" w:cs="Arial"/>
-          <w:sz w:val="22"/>
-        </w:rPr>
-        <w:t>C. 质量不合格、票物不符</w:t>
+          <w:color w:val="0000FF"/>
+          <w:sz w:val="22"/>
+        </w:rPr>
+        <w:t>C. 质量不合格</w:t>
       </w:r>
       <w:r>
         <w:rPr>
@@ -1345,6 +1389,32 @@
           <w:sz w:val="22"/>
         </w:rPr>
         <w:t>D. 物资仅完成领导口头审批就进场</w:t>
+      </w:r>
+    </w:p>
+    <w:p>
+      <w:pPr>
+        <w:numPr>
+          <w:numId w:val="0"/>
+        </w:numPr>
+        <w:spacing w:before="120" w:after="120" w:line="288" w:lineRule="auto"/>
+        <w:jc w:val="left"/>
+      </w:pPr>
+      <w:r>
+        <w:rPr>
+          <w:rFonts w:hint="eastAsia" w:ascii="Arial" w:hAnsi="Arial" w:eastAsia="等线" w:cs="Arial"/>
+          <w:color w:val="0000FF"/>
+          <w:sz w:val="22"/>
+          <w:lang w:val="en-US" w:eastAsia="zh-CN"/>
+        </w:rPr>
+        <w:t>E.</w:t>
+      </w:r>
+      <w:r>
+        <w:rPr>
+          <w:rFonts w:ascii="Arial" w:hAnsi="Arial" w:eastAsia="等线" w:cs="Arial"/>
+          <w:color w:val="0000FF"/>
+          <w:sz w:val="22"/>
+        </w:rPr>
+        <w:t>单据和实物对不上</w:t>
       </w:r>
       <w:r>
         <w:rPr>
@@ -1457,6 +1527,41 @@
         </w:rPr>
         <w:t>D. 核对平台入库物资参数匹配采购清单、合同</w:t>
       </w:r>
+    </w:p>
+    <w:p>
+      <w:pPr>
+        <w:numPr>
+          <w:numId w:val="0"/>
+        </w:numPr>
+        <w:spacing w:before="120" w:after="120" w:line="288" w:lineRule="auto"/>
+        <w:jc w:val="left"/>
+      </w:pPr>
+      <w:r>
+        <w:rPr>
+          <w:rFonts w:hint="eastAsia" w:ascii="Arial" w:hAnsi="Arial" w:eastAsia="等线" w:cs="Arial"/>
+          <w:color w:val="0000FF"/>
+          <w:sz w:val="22"/>
+          <w:lang w:val="en-US" w:eastAsia="zh-CN"/>
+        </w:rPr>
+        <w:t>E.</w:t>
+      </w:r>
+      <w:r>
+        <w:rPr>
+          <w:rFonts w:ascii="Arial" w:hAnsi="Arial" w:eastAsia="等线" w:cs="Arial"/>
+          <w:color w:val="0000FF"/>
+          <w:sz w:val="22"/>
+        </w:rPr>
+        <w:t>物资复核覆盖率要求</w:t>
+      </w:r>
+      <w:r>
+        <w:rPr>
+          <w:rFonts w:hint="eastAsia" w:ascii="Arial" w:hAnsi="Arial" w:eastAsia="等线" w:cs="Arial"/>
+          <w:color w:val="0000FF"/>
+          <w:sz w:val="22"/>
+          <w:lang w:val="en-US" w:eastAsia="zh-CN"/>
+        </w:rPr>
+        <w:t>百分之九十以上</w:t>
+      </w:r>
       <w:r>
         <w:rPr>
           <w:rFonts w:ascii="Arial" w:hAnsi="Arial" w:eastAsia="等线" w:cs="Arial"/>
@@ -1568,6 +1673,24 @@
         </w:rPr>
         <w:t>D. 破损看不清字样的送货单</w:t>
       </w:r>
+    </w:p>
+    <w:p>
+      <w:pPr>
+        <w:numPr>
+          <w:numId w:val="0"/>
+        </w:numPr>
+        <w:spacing w:before="120" w:after="120" w:line="288" w:lineRule="auto"/>
+        <w:jc w:val="left"/>
+      </w:pPr>
+      <w:r>
+        <w:rPr>
+          <w:rFonts w:hint="eastAsia" w:ascii="Arial" w:hAnsi="Arial" w:eastAsia="等线" w:cs="Arial"/>
+          <w:color w:val="0000FF"/>
+          <w:sz w:val="22"/>
+          <w:lang w:val="en-US" w:eastAsia="zh-CN"/>
+        </w:rPr>
+        <w:t>E.送货单位与合同不匹配</w:t>
+      </w:r>
       <w:r>
         <w:rPr>
           <w:rFonts w:ascii="Arial" w:hAnsi="Arial" w:eastAsia="等线" w:cs="Arial"/>
@@ -1679,6 +1802,24 @@
         </w:rPr>
         <w:t>D. 调拨单据不用核对公章真伪</w:t>
       </w:r>
+    </w:p>
+    <w:p>
+      <w:pPr>
+        <w:numPr>
+          <w:numId w:val="0"/>
+        </w:numPr>
+        <w:spacing w:before="120" w:after="120" w:line="288" w:lineRule="auto"/>
+        <w:jc w:val="left"/>
+      </w:pPr>
+      <w:r>
+        <w:rPr>
+          <w:rFonts w:hint="eastAsia" w:ascii="Arial" w:hAnsi="Arial" w:eastAsia="等线" w:cs="Arial"/>
+          <w:color w:val="0000FF"/>
+          <w:sz w:val="22"/>
+          <w:lang w:val="en-US" w:eastAsia="zh-CN"/>
+        </w:rPr>
+        <w:t>E.调入物资时没有单据</w:t>
+      </w:r>
       <w:r>
         <w:rPr>
           <w:rFonts w:ascii="Arial" w:hAnsi="Arial" w:eastAsia="等线" w:cs="Arial"/>
@@ -1790,6 +1931,24 @@
         </w:rPr>
         <w:t>D. 零星材料</w:t>
       </w:r>
+    </w:p>
+    <w:p>
+      <w:pPr>
+        <w:numPr>
+          <w:numId w:val="0"/>
+        </w:numPr>
+        <w:spacing w:before="120" w:after="120" w:line="288" w:lineRule="auto"/>
+        <w:jc w:val="left"/>
+      </w:pPr>
+      <w:r>
+        <w:rPr>
+          <w:rFonts w:hint="eastAsia" w:ascii="Arial" w:hAnsi="Arial" w:eastAsia="等线" w:cs="Arial"/>
+          <w:color w:val="0000FF"/>
+          <w:sz w:val="22"/>
+          <w:lang w:val="en-US" w:eastAsia="zh-CN"/>
+        </w:rPr>
+        <w:t>E.所有验收入库物资</w:t>
+      </w:r>
       <w:r>
         <w:rPr>
           <w:rFonts w:ascii="Arial" w:hAnsi="Arial" w:eastAsia="等线" w:cs="Arial"/>
@@ -1804,6 +1963,15 @@
           <w:sz w:val="22"/>
         </w:rPr>
         <w:t>答案：ABCD</w:t>
+      </w:r>
+      <w:r>
+        <w:rPr>
+          <w:rFonts w:hint="eastAsia" w:ascii="Arial" w:hAnsi="Arial" w:eastAsia="等线" w:cs="Arial"/>
+          <w:b/>
+          <w:sz w:val="22"/>
+          <w:lang w:val="en-US" w:eastAsia="zh-CN"/>
+        </w:rPr>
+        <w:t>E</w:t>
       </w:r>
       <w:r>
         <w:rPr>
@@ -1901,6 +2069,24 @@
         </w:rPr>
         <w:t>D. 扣量相关记录无需纳入复核范围</w:t>
       </w:r>
+    </w:p>
+    <w:p>
+      <w:pPr>
+        <w:numPr>
+          <w:numId w:val="0"/>
+        </w:numPr>
+        <w:spacing w:before="120" w:after="120" w:line="288" w:lineRule="auto"/>
+        <w:jc w:val="left"/>
+      </w:pPr>
+      <w:r>
+        <w:rPr>
+          <w:rFonts w:hint="eastAsia" w:ascii="Arial" w:hAnsi="Arial" w:eastAsia="等线" w:cs="Arial"/>
+          <w:color w:val="0000FF"/>
+          <w:sz w:val="22"/>
+          <w:lang w:val="en-US" w:eastAsia="zh-CN"/>
+        </w:rPr>
+        <w:t>E.扣量单子不返给供货单位</w:t>
+      </w:r>
       <w:r>
         <w:rPr>
           <w:rFonts w:ascii="Arial" w:hAnsi="Arial" w:eastAsia="等线" w:cs="Arial"/>
@@ -1915,6 +2101,15 @@
           <w:sz w:val="22"/>
         </w:rPr>
         <w:t>答案：ACD</w:t>
+      </w:r>
+      <w:r>
+        <w:rPr>
+          <w:rFonts w:hint="eastAsia" w:ascii="Arial" w:hAnsi="Arial" w:eastAsia="等线" w:cs="Arial"/>
+          <w:b/>
+          <w:sz w:val="22"/>
+          <w:lang w:val="en-US" w:eastAsia="zh-CN"/>
+        </w:rPr>
+        <w:t>E</w:t>
       </w:r>
       <w:r>
         <w:rPr>
@@ -2012,6 +2207,24 @@
         </w:rPr>
         <w:t>D. 将复核质量记录纳入项目年度平台履约评分</w:t>
       </w:r>
+    </w:p>
+    <w:p>
+      <w:pPr>
+        <w:numPr>
+          <w:numId w:val="0"/>
+        </w:numPr>
+        <w:spacing w:before="120" w:after="120" w:line="288" w:lineRule="auto"/>
+        <w:jc w:val="left"/>
+      </w:pPr>
+      <w:r>
+        <w:rPr>
+          <w:rFonts w:hint="eastAsia" w:ascii="Arial" w:hAnsi="Arial" w:eastAsia="等线" w:cs="Arial"/>
+          <w:color w:val="0000FF"/>
+          <w:sz w:val="22"/>
+          <w:lang w:val="en-US" w:eastAsia="zh-CN"/>
+        </w:rPr>
+        <w:t>E.验收多日后再复核</w:t>
+      </w:r>
       <w:r>
         <w:rPr>
           <w:rFonts w:ascii="Arial" w:hAnsi="Arial" w:eastAsia="等线" w:cs="Arial"/>
@@ -2624,8 +2837,6 @@
         <w:ind w:left="0"/>
         <w:jc w:val="left"/>
       </w:pPr>
-      <w:bookmarkStart w:id="3" w:name="_GoBack"/>
-      <w:bookmarkEnd w:id="3"/>
     </w:p>
     <w:sectPr>
       <w:headerReference r:id="rId3" w:type="default"/>
@@ -3399,6 +3610,7 @@
       <w:jc w:val="both"/>
     </w:pPr>
     <w:rPr>
+      <w:rFonts w:asciiTheme="minorHAnsi" w:hAnsiTheme="minorHAnsi" w:eastAsiaTheme="minorEastAsia" w:cstheme="minorBidi"/>
       <w:sz w:val="21"/>
       <w:szCs w:val="22"/>
     </w:rPr>
